--- a/Varias/Señora Señora - Denisse Kalafe (D)(Acordes fáciles).docx
+++ b/Varias/Señora Señora - Denisse Kalafe (D)(Acordes fáciles).docx
@@ -1173,6 +1173,23 @@
       <w:pPr>
         <w:pStyle w:val="Normal"/>
         <w:rPr>
+          <w:sz w:val="13"/>
+          <w:szCs w:val="13"/>
+          <w:u w:val="none"/>
+        </w:rPr>
+      </w:pPr>
+      <w:r>
+        <w:rPr>
+          <w:sz w:val="13"/>
+          <w:szCs w:val="13"/>
+          <w:u w:val="none"/>
+        </w:rPr>
+      </w:r>
+    </w:p>
+    <w:p>
+      <w:pPr>
+        <w:pStyle w:val="Normal"/>
+        <w:rPr>
           <w:b/>
           <w:color w:val="1C99E0"/>
           <w:sz w:val="13"/>
@@ -1817,7 +1834,7 @@
           <w:szCs w:val="13"/>
           <w:u w:val="none"/>
         </w:rPr>
-        <w:t>F#7                    Bm</w:t>
+        <w:t>F#                     Bm</w:t>
       </w:r>
     </w:p>
     <w:p>
@@ -1924,6 +1941,23 @@
           <w:u w:val="none"/>
         </w:rPr>
         <w:t>A ti mi fiel querubin</w:t>
+      </w:r>
+    </w:p>
+    <w:p>
+      <w:pPr>
+        <w:pStyle w:val="Normal"/>
+        <w:rPr>
+          <w:sz w:val="13"/>
+          <w:szCs w:val="13"/>
+          <w:u w:val="none"/>
+        </w:rPr>
+      </w:pPr>
+      <w:r>
+        <w:rPr>
+          <w:sz w:val="13"/>
+          <w:szCs w:val="13"/>
+          <w:u w:val="none"/>
+        </w:rPr>
       </w:r>
     </w:p>
     <w:p>
@@ -2208,7 +2242,7 @@
           <w:szCs w:val="13"/>
           <w:u w:val="none"/>
         </w:rPr>
-        <w:t>F#7                Bm</w:t>
+        <w:t>F#                 Bm</w:t>
       </w:r>
     </w:p>
     <w:p>
@@ -2315,6 +2349,23 @@
           <w:u w:val="none"/>
         </w:rPr>
         <w:t>de todas las horas</w:t>
+      </w:r>
+    </w:p>
+    <w:p>
+      <w:pPr>
+        <w:pStyle w:val="Normal"/>
+        <w:rPr>
+          <w:sz w:val="13"/>
+          <w:szCs w:val="13"/>
+          <w:u w:val="none"/>
+        </w:rPr>
+      </w:pPr>
+      <w:r>
+        <w:rPr>
+          <w:sz w:val="13"/>
+          <w:szCs w:val="13"/>
+          <w:u w:val="none"/>
+        </w:rPr>
       </w:r>
     </w:p>
     <w:p>

--- a/Varias/Señora Señora - Denisse Kalafe (D)(Acordes fáciles).docx
+++ b/Varias/Señora Señora - Denisse Kalafe (D)(Acordes fáciles).docx
@@ -152,6 +152,24 @@
           <w:szCs w:val="13"/>
           <w:u w:val="none"/>
         </w:rPr>
+        <w:t>Asus2   002200</w:t>
+      </w:r>
+    </w:p>
+    <w:p>
+      <w:pPr>
+        <w:pStyle w:val="Normal"/>
+        <w:rPr>
+          <w:sz w:val="13"/>
+          <w:szCs w:val="13"/>
+          <w:u w:val="none"/>
+        </w:rPr>
+      </w:pPr>
+      <w:r>
+        <w:rPr>
+          <w:sz w:val="13"/>
+          <w:szCs w:val="13"/>
+          <w:u w:val="none"/>
+        </w:rPr>
       </w:r>
     </w:p>
     <w:p>
@@ -436,7 +454,7 @@
           <w:szCs w:val="13"/>
           <w:u w:val="none"/>
         </w:rPr>
-        <w:t>D                  F#7</w:t>
+        <w:t>D                  F#</w:t>
       </w:r>
     </w:p>
     <w:p>
@@ -656,7 +674,7 @@
           <w:szCs w:val="13"/>
           <w:u w:val="none"/>
         </w:rPr>
-        <w:t>F#7                    Bm</w:t>
+        <w:t>F#                    Bm</w:t>
       </w:r>
     </w:p>
     <w:p>
@@ -700,7 +718,7 @@
           <w:szCs w:val="13"/>
           <w:u w:val="none"/>
         </w:rPr>
-        <w:t>E                   E7</w:t>
+        <w:t xml:space="preserve">E                  </w:t>
       </w:r>
     </w:p>
     <w:p>
@@ -744,7 +762,7 @@
           <w:szCs w:val="13"/>
           <w:u w:val="none"/>
         </w:rPr>
-        <w:t>G             A7</w:t>
+        <w:t>A</w:t>
       </w:r>
     </w:p>
     <w:p>
@@ -828,7 +846,7 @@
           <w:szCs w:val="13"/>
           <w:u w:val="none"/>
         </w:rPr>
-        <w:t>D                F#7</w:t>
+        <w:t>D                F#</w:t>
       </w:r>
     </w:p>
     <w:p>
@@ -1048,7 +1066,7 @@
           <w:szCs w:val="13"/>
           <w:u w:val="none"/>
         </w:rPr>
-        <w:t>F#7                Bm</w:t>
+        <w:t>F#                Bm</w:t>
       </w:r>
     </w:p>
     <w:p>
@@ -1092,7 +1110,7 @@
           <w:szCs w:val="13"/>
           <w:u w:val="none"/>
         </w:rPr>
-        <w:t>E7               A7</w:t>
+        <w:t>E                A</w:t>
       </w:r>
     </w:p>
     <w:p>
@@ -1136,7 +1154,7 @@
           <w:szCs w:val="13"/>
           <w:u w:val="none"/>
         </w:rPr>
-        <w:t>D    G A</w:t>
+        <w:t>D    Asus2 A</w:t>
       </w:r>
     </w:p>
     <w:p>
@@ -1237,7 +1255,7 @@
           <w:szCs w:val="13"/>
           <w:u w:val="none"/>
         </w:rPr>
-        <w:t>D                     F#7</w:t>
+        <w:t>D                     F#</w:t>
       </w:r>
     </w:p>
     <w:p>
@@ -2004,7 +2022,7 @@
           <w:szCs w:val="13"/>
           <w:u w:val="none"/>
         </w:rPr>
-        <w:t>[Verso I</w:t>
+        <w:t xml:space="preserve">[Verso IIa y </w:t>
       </w:r>
       <w:r>
         <w:rPr>
@@ -2012,39 +2030,9 @@
           <w:color w:val="1C99E0"/>
           <w:sz w:val="13"/>
           <w:szCs w:val="13"/>
-          <w:u w:val="none"/>
-        </w:rPr>
-        <w:t xml:space="preserve">Ia y </w:t>
-      </w:r>
-      <w:r>
-        <w:rPr>
-          <w:b/>
-          <w:color w:val="1C99E0"/>
-          <w:sz w:val="13"/>
-          <w:szCs w:val="13"/>
           <w:u w:val="single"/>
         </w:rPr>
-        <w:t>II</w:t>
-      </w:r>
-      <w:r>
-        <w:rPr>
-          <w:b/>
-          <w:color w:val="1C99E0"/>
-          <w:sz w:val="13"/>
-          <w:szCs w:val="13"/>
-          <w:u w:val="single"/>
-        </w:rPr>
-        <w:t>I</w:t>
-      </w:r>
-      <w:r>
-        <w:rPr>
-          <w:b/>
-          <w:color w:val="1C99E0"/>
-          <w:sz w:val="13"/>
-          <w:szCs w:val="13"/>
-          <w:u w:val="single"/>
-        </w:rPr>
-        <w:t>a</w:t>
+        <w:t>IIIa</w:t>
       </w:r>
       <w:r>
         <w:rPr>
@@ -2757,7 +2745,7 @@
     <w:pPr>
       <w:widowControl/>
       <w:suppressAutoHyphens w:val="true"/>
-      <w:overflowPunct w:val="false"/>
+      <w:overflowPunct w:val="true"/>
       <w:bidi w:val="0"/>
       <w:spacing w:before="0" w:after="0"/>
       <w:jc w:val="left"/>

--- a/Varias/Señora Señora - Denisse Kalafe (D)(Acordes fáciles).docx
+++ b/Varias/Señora Señora - Denisse Kalafe (D)(Acordes fáciles).docx
@@ -165,29 +165,7 @@
         </w:rPr>
       </w:pPr>
       <w:r>
-        <w:rPr>
-          <w:sz w:val="13"/>
-          <w:szCs w:val="13"/>
-          <w:u w:val="none"/>
-        </w:rPr>
-      </w:r>
-    </w:p>
-    <w:p>
-      <w:pPr>
-        <w:pStyle w:val="Normal"/>
-        <w:rPr>
-          <w:sz w:val="13"/>
-          <w:szCs w:val="13"/>
-          <w:u w:val="none"/>
-        </w:rPr>
-      </w:pPr>
-      <w:r>
-        <w:rPr>
-          <w:sz w:val="13"/>
-          <w:szCs w:val="13"/>
-          <w:u w:val="none"/>
-        </w:rPr>
-        <w:t>Tono: D</w:t>
+        <w:rPr/>
       </w:r>
     </w:p>
     <w:p>
@@ -1771,7 +1749,7 @@
           <w:szCs w:val="13"/>
           <w:u w:val="none"/>
         </w:rPr>
-        <w:t xml:space="preserve">D    </w:t>
+        <w:t>D    Am7 D7</w:t>
       </w:r>
     </w:p>
     <w:p>
@@ -2200,7 +2178,7 @@
           <w:szCs w:val="13"/>
           <w:u w:val="none"/>
         </w:rPr>
-        <w:t xml:space="preserve">D   </w:t>
+        <w:t>D     Am7 D7</w:t>
       </w:r>
     </w:p>
     <w:p>
